--- a/Software and Data Availability Section.docx
+++ b/Software and Data Availability Section.docx
@@ -40,7 +40,6 @@
           <w:szCs w:val="22"/>
         </w:rPr>
       </w:pPr>
-      <w:bookmarkStart w:id="0" w:name="_GoBack"/>
       <w:r>
         <w:rPr>
           <w:sz w:val="22"/>
@@ -131,7 +130,7 @@
           <w:numId w:val="1"/>
         </w:numPr>
         <w:spacing w:before="0" w:beforeAutospacing="0" w:after="0" w:afterAutospacing="0" w:line="276" w:lineRule="auto"/>
-        <w:ind w:left="540" w:firstLine="0"/>
+        <w:ind w:left="567" w:firstLine="0"/>
         <w:jc w:val="both"/>
         <w:rPr>
           <w:sz w:val="22"/>
@@ -143,7 +142,14 @@
           <w:sz w:val="22"/>
           <w:szCs w:val="22"/>
         </w:rPr>
-        <w:t>Date first available: October 6, 2025</w:t>
+        <w:t xml:space="preserve">Date first available: </w:t>
+      </w:r>
+      <w:r>
+        <w:rPr>
+          <w:sz w:val="22"/>
+          <w:szCs w:val="22"/>
+        </w:rPr>
+        <w:t>February 4, 2026</w:t>
       </w:r>
     </w:p>
     <w:p>
@@ -293,7 +299,16 @@
           <w:sz w:val="22"/>
           <w:szCs w:val="22"/>
         </w:rPr>
-        <w:t xml:space="preserve">Data availability: Model input and output data (including tracer concentration and velocity fields) are provided in the repository and via DOI: </w:t>
+        <w:t>Data availability: Model input and output data (including tracer concentration and velocity fields) are provided</w:t>
+      </w:r>
+      <w:bookmarkStart w:id="0" w:name="_GoBack"/>
+      <w:bookmarkEnd w:id="0"/>
+      <w:r>
+        <w:rPr>
+          <w:sz w:val="22"/>
+          <w:szCs w:val="22"/>
+        </w:rPr>
+        <w:t xml:space="preserve"> in the repository and via DOI: </w:t>
       </w:r>
       <w:hyperlink r:id="rId7" w:history="1">
         <w:r>
@@ -314,7 +329,6 @@
         </w:rPr>
         <w:t xml:space="preserve"> </w:t>
       </w:r>
-      <w:bookmarkEnd w:id="0"/>
     </w:p>
     <w:sectPr>
       <w:pgSz w:w="12240" w:h="15840"/>
